--- a/Lab8 report.docx
+++ b/Lab8 report.docx
@@ -48,7 +48,7 @@
                     <pic:cNvPicPr/>
                   </pic:nvPicPr>
                   <pic:blipFill>
-                    <a:blip r:embed="rId6"/>
+                    <a:blip r:embed="rId8"/>
                     <a:stretch>
                       <a:fillRect/>
                     </a:stretch>
@@ -717,7 +717,7 @@
                     <pic:cNvPicPr/>
                   </pic:nvPicPr>
                   <pic:blipFill>
-                    <a:blip r:embed="rId7"/>
+                    <a:blip r:embed="rId9"/>
                     <a:stretch>
                       <a:fillRect/>
                     </a:stretch>
@@ -891,7 +891,7 @@
                     <pic:cNvPicPr/>
                   </pic:nvPicPr>
                   <pic:blipFill>
-                    <a:blip r:embed="rId8"/>
+                    <a:blip r:embed="rId10"/>
                     <a:stretch>
                       <a:fillRect/>
                     </a:stretch>
@@ -1181,10 +1181,7 @@
     </w:p>
     <w:p>
       <w:r>
-        <w:t xml:space="preserve">The result is not a perfect semantic match, since the board was not actually attached to a person who was lying down. The main issues are the mismatch between the original mHealth sensor placement and the Arduino board placement, possible axis-orientation differences, live sensor noise, quantization effects, and feature-scaling sensitivity. In the screenshot, earlier windows also showed less stable labels such as Waist bends forward, Knees bending, and Jogging, which indicates that the live board data does </w:t>
-      </w:r>
-      <w:r>
-        <w:t>not always match the training distribution cleanly.</w:t>
+        <w:t>The result is not a perfect semantic match, since the board was not actually attached to a person who was lying down. The main issues are the mismatch between the original mHealth sensor placement and the Arduino board placement, possible axis-orientation differences, live sensor noise, quantization effects, and feature-scaling sensitivity. In the screenshot, earlier windows also showed less stable labels such as Waist bends forward, Knees bending, and Jogging, which indicates that the live board data does not always match the training distribution cleanly.</w:t>
       </w:r>
     </w:p>
     <w:p>
@@ -1211,8 +1208,58 @@
       </w:r>
     </w:p>
     <w:p>
+      <w:pPr>
+        <w:rPr>
+          <w:rFonts w:eastAsia="宋体"/>
+          <w:lang w:eastAsia="zh-CN"/>
+        </w:rPr>
+      </w:pPr>
       <w:r>
         <w:t>Possible causes include axis orientation mismatch, differences in acceleration and gyroscope units, calibration offsets, sensor noise, quantization error, and the fact that a short 2-second flattened window may be dominated by gravity direction rather than meaningful activity dynamics. The stacked meta-classifier can also amplify the strongest branch opinion, so repeated high scores for class 2 can make the final prediction stay on Lying down.</w:t>
+      </w:r>
+    </w:p>
+    <w:p>
+      <w:pPr>
+        <w:rPr>
+          <w:rFonts w:eastAsia="宋体"/>
+          <w:lang w:eastAsia="zh-CN"/>
+        </w:rPr>
+      </w:pPr>
+    </w:p>
+    <w:p>
+      <w:pPr>
+        <w:rPr>
+          <w:rFonts w:eastAsia="宋体" w:hint="eastAsia"/>
+          <w:lang w:eastAsia="zh-CN"/>
+        </w:rPr>
+      </w:pPr>
+      <w:r>
+        <w:rPr>
+          <w:rFonts w:eastAsia="宋体" w:hint="eastAsia"/>
+          <w:lang w:eastAsia="zh-CN"/>
+        </w:rPr>
+        <w:t xml:space="preserve">AI </w:t>
+      </w:r>
+      <w:r>
+        <w:rPr>
+          <w:rFonts w:eastAsia="宋体"/>
+          <w:lang w:eastAsia="zh-CN"/>
+        </w:rPr>
+        <w:t>disclosure</w:t>
+      </w:r>
+      <w:r>
+        <w:rPr>
+          <w:rFonts w:eastAsia="宋体"/>
+          <w:lang w:eastAsia="zh-CN"/>
+        </w:rPr>
+        <w:br/>
+      </w:r>
+      <w:r>
+        <w:rPr>
+          <w:rFonts w:eastAsia="宋体" w:hint="eastAsia"/>
+          <w:lang w:eastAsia="zh-CN"/>
+        </w:rPr>
+        <w:t>Codex is used for code checking, writing improvement and checking, graph generation.</w:t>
       </w:r>
     </w:p>
     <w:sectPr>
@@ -1223,6 +1270,56 @@
     </w:sectPr>
   </w:body>
 </w:document>
+</file>
+
+<file path=word/endnotes.xml><?xml version="1.0" encoding="utf-8"?>
+<w:endnotes xmlns:wpc="http://schemas.microsoft.com/office/word/2010/wordprocessingCanvas" xmlns:cx="http://schemas.microsoft.com/office/drawing/2014/chartex" xmlns:cx1="http://schemas.microsoft.com/office/drawing/2015/9/8/chartex" xmlns:cx2="http://schemas.microsoft.com/office/drawing/2015/10/21/chartex" xmlns:cx3="http://schemas.microsoft.com/office/drawing/2016/5/9/chartex" xmlns:cx4="http://schemas.microsoft.com/office/drawing/2016/5/10/chartex" xmlns:cx5="http://schemas.microsoft.com/office/drawing/2016/5/11/chartex" xmlns:cx6="http://schemas.microsoft.com/office/drawing/2016/5/12/chartex" xmlns:cx7="http://schemas.microsoft.com/office/drawing/2016/5/13/chartex" xmlns:cx8="http://schemas.microsoft.com/office/drawing/2016/5/14/chartex" xmlns:mc="http://schemas.openxmlformats.org/markup-compatibility/2006" xmlns:aink="http://schemas.microsoft.com/office/drawing/2016/ink" xmlns:am3d="http://schemas.microsoft.com/office/drawing/2017/model3d" xmlns:o="urn:schemas-microsoft-com:office:office" xmlns:oel="http://schemas.microsoft.com/office/2019/extlst" xmlns:r="http://schemas.openxmlformats.org/officeDocument/2006/relationships" xmlns:m="http://schemas.openxmlformats.org/officeDocument/2006/math" xmlns:v="urn:schemas-microsoft-com:vml" xmlns:wp14="http://schemas.microsoft.com/office/word/2010/wordprocessingDrawing" xmlns:wp="http://schemas.openxmlformats.org/drawingml/2006/wordprocessingDrawing" xmlns:w10="urn:schemas-microsoft-com:office:word" xmlns:w="http://schemas.openxmlformats.org/wordprocessingml/2006/main" xmlns:w14="http://schemas.microsoft.com/office/word/2010/wordml" xmlns:w15="http://schemas.microsoft.com/office/word/2012/wordml" xmlns:w16cex="http://schemas.microsoft.com/office/word/2018/wordml/cex" xmlns:w16cid="http://schemas.microsoft.com/office/word/2016/wordml/cid" xmlns:w16="http://schemas.microsoft.com/office/word/2018/wordml" xmlns:w16du="http://schemas.microsoft.com/office/word/2023/wordml/word16du" xmlns:w16sdtdh="http://schemas.microsoft.com/office/word/2020/wordml/sdtdatahash" xmlns:w16sdtfl="http://schemas.microsoft.com/office/word/2024/wordml/sdtformatlock" xmlns:w16se="http://schemas.microsoft.com/office/word/2015/wordml/symex" xmlns:wpg="http://schemas.microsoft.com/office/word/2010/wordprocessingGroup" xmlns:wpi="http://schemas.microsoft.com/office/word/2010/wordprocessingInk" xmlns:wne="http://schemas.microsoft.com/office/word/2006/wordml" xmlns:wps="http://schemas.microsoft.com/office/word/2010/wordprocessingShape" mc:Ignorable="w14 w15 w16se w16cid w16 w16cex w16sdtdh w16sdtfl w16du wp14">
+  <w:endnote w:type="separator" w:id="-1">
+    <w:p>
+      <w:pPr>
+        <w:spacing w:after="0" w:line="240" w:lineRule="auto"/>
+      </w:pPr>
+      <w:r>
+        <w:separator/>
+      </w:r>
+    </w:p>
+  </w:endnote>
+  <w:endnote w:type="continuationSeparator" w:id="0">
+    <w:p>
+      <w:pPr>
+        <w:spacing w:after="0" w:line="240" w:lineRule="auto"/>
+      </w:pPr>
+      <w:r>
+        <w:continuationSeparator/>
+      </w:r>
+    </w:p>
+  </w:endnote>
+</w:endnotes>
+</file>
+
+<file path=word/footnotes.xml><?xml version="1.0" encoding="utf-8"?>
+<w:footnotes xmlns:wpc="http://schemas.microsoft.com/office/word/2010/wordprocessingCanvas" xmlns:cx="http://schemas.microsoft.com/office/drawing/2014/chartex" xmlns:cx1="http://schemas.microsoft.com/office/drawing/2015/9/8/chartex" xmlns:cx2="http://schemas.microsoft.com/office/drawing/2015/10/21/chartex" xmlns:cx3="http://schemas.microsoft.com/office/drawing/2016/5/9/chartex" xmlns:cx4="http://schemas.microsoft.com/office/drawing/2016/5/10/chartex" xmlns:cx5="http://schemas.microsoft.com/office/drawing/2016/5/11/chartex" xmlns:cx6="http://schemas.microsoft.com/office/drawing/2016/5/12/chartex" xmlns:cx7="http://schemas.microsoft.com/office/drawing/2016/5/13/chartex" xmlns:cx8="http://schemas.microsoft.com/office/drawing/2016/5/14/chartex" xmlns:mc="http://schemas.openxmlformats.org/markup-compatibility/2006" xmlns:aink="http://schemas.microsoft.com/office/drawing/2016/ink" xmlns:am3d="http://schemas.microsoft.com/office/drawing/2017/model3d" xmlns:o="urn:schemas-microsoft-com:office:office" xmlns:oel="http://schemas.microsoft.com/office/2019/extlst" xmlns:r="http://schemas.openxmlformats.org/officeDocument/2006/relationships" xmlns:m="http://schemas.openxmlformats.org/officeDocument/2006/math" xmlns:v="urn:schemas-microsoft-com:vml" xmlns:wp14="http://schemas.microsoft.com/office/word/2010/wordprocessingDrawing" xmlns:wp="http://schemas.openxmlformats.org/drawingml/2006/wordprocessingDrawing" xmlns:w10="urn:schemas-microsoft-com:office:word" xmlns:w="http://schemas.openxmlformats.org/wordprocessingml/2006/main" xmlns:w14="http://schemas.microsoft.com/office/word/2010/wordml" xmlns:w15="http://schemas.microsoft.com/office/word/2012/wordml" xmlns:w16cex="http://schemas.microsoft.com/office/word/2018/wordml/cex" xmlns:w16cid="http://schemas.microsoft.com/office/word/2016/wordml/cid" xmlns:w16="http://schemas.microsoft.com/office/word/2018/wordml" xmlns:w16du="http://schemas.microsoft.com/office/word/2023/wordml/word16du" xmlns:w16sdtdh="http://schemas.microsoft.com/office/word/2020/wordml/sdtdatahash" xmlns:w16sdtfl="http://schemas.microsoft.com/office/word/2024/wordml/sdtformatlock" xmlns:w16se="http://schemas.microsoft.com/office/word/2015/wordml/symex" xmlns:wpg="http://schemas.microsoft.com/office/word/2010/wordprocessingGroup" xmlns:wpi="http://schemas.microsoft.com/office/word/2010/wordprocessingInk" xmlns:wne="http://schemas.microsoft.com/office/word/2006/wordml" xmlns:wps="http://schemas.microsoft.com/office/word/2010/wordprocessingShape" mc:Ignorable="w14 w15 w16se w16cid w16 w16cex w16sdtdh w16sdtfl w16du wp14">
+  <w:footnote w:type="separator" w:id="-1">
+    <w:p>
+      <w:pPr>
+        <w:spacing w:after="0" w:line="240" w:lineRule="auto"/>
+      </w:pPr>
+      <w:r>
+        <w:separator/>
+      </w:r>
+    </w:p>
+  </w:footnote>
+  <w:footnote w:type="continuationSeparator" w:id="0">
+    <w:p>
+      <w:pPr>
+        <w:spacing w:after="0" w:line="240" w:lineRule="auto"/>
+      </w:pPr>
+      <w:r>
+        <w:continuationSeparator/>
+      </w:r>
+    </w:p>
+  </w:footnote>
+</w:footnotes>
 </file>
 
 <file path=word/numbering.xml><?xml version="1.0" encoding="utf-8"?>
